--- a/Articles/2026/3_DaVinci_Tips_and_Tricks/3_Fixing_Image_Scaling_in_DaVinci_Resolve/SEO for DaVinci.docx
+++ b/Articles/2026/3_DaVinci_Tips_and_Tricks/3_Fixing_Image_Scaling_in_DaVinci_Resolve/SEO for DaVinci.docx
@@ -19,13 +19,23 @@
         <w:t>" content="</w:t>
       </w:r>
       <w:r>
-        <w:t xml:space="preserve">1 </w:t>
-      </w:r>
-      <w:r>
-        <w:t>What is DaVinci?</w:t>
-      </w:r>
-      <w:r>
-        <w:t xml:space="preserve"> "&gt;</w:t>
+        <w:t xml:space="preserve">3 Fixing Image Scaling in DaVinci Resolve </w:t>
+      </w:r>
+      <w:r>
+        <w:t>-</w:t>
+      </w:r>
+      <w:r>
+        <w:rPr>
+          <w:kern w:val="2"/>
+          <w14:ligatures w14:val="standardContextual"/>
+        </w:rPr>
+        <w:t xml:space="preserve"> </w:t>
+      </w:r>
+      <w:r>
+        <w:t>How to Make Your Artwork Fit the Theater Viewport</w:t>
+      </w:r>
+      <w:r>
+        <w:t>"&gt;</w:t>
       </w:r>
     </w:p>
     <w:p/>
@@ -82,12 +92,42 @@
       </w:r>
       <w:bookmarkStart w:id="1" w:name="_Hlk229118841"/>
       <w:r>
-        <w:t>DaVinci, Movie Maker, Editing tool</w:t>
+        <w:t xml:space="preserve">DaVinci, Movie Maker, </w:t>
+      </w:r>
+      <w:proofErr w:type="gramStart"/>
+      <w:r>
+        <w:t>Editing</w:t>
+      </w:r>
+      <w:proofErr w:type="gramEnd"/>
+      <w:r>
+        <w:t xml:space="preserve"> tool</w:t>
+      </w:r>
+      <w:r>
+        <w:t>,</w:t>
       </w:r>
       <w:r>
         <w:t xml:space="preserve"> </w:t>
       </w:r>
       <w:bookmarkEnd w:id="1"/>
+      <w:r>
+        <w:t xml:space="preserve">Scale full frame with crop, DaVinci Resolve input scaling, Image doesn’t fit viewport, </w:t>
+      </w:r>
+      <w:proofErr w:type="gramStart"/>
+      <w:r>
+        <w:t>Resize</w:t>
+      </w:r>
+      <w:proofErr w:type="gramEnd"/>
+      <w:r>
+        <w:t xml:space="preserve"> artwork DaVinci Resolve, DaVinci Resolve project settings, Fix stretched images DaVinci Resolve, DaVinci Resolve tutorial for beginners, </w:t>
+      </w:r>
+      <w:proofErr w:type="gramStart"/>
+      <w:r>
+        <w:t>How</w:t>
+      </w:r>
+      <w:proofErr w:type="gramEnd"/>
+      <w:r>
+        <w:t xml:space="preserve"> to scale images correctly</w:t>
+      </w:r>
       <w:r>
         <w:t>"/&gt;</w:t>
       </w:r>
@@ -110,28 +150,10 @@
         <w:t>" content="</w:t>
       </w:r>
       <w:r>
-        <w:rPr>
-          <w:highlight w:val="yellow"/>
-        </w:rPr>
-        <w:t xml:space="preserve">This </w:t>
-      </w:r>
-      <w:r>
-        <w:t xml:space="preserve">is our first article in a new series of </w:t>
-      </w:r>
-      <w:r>
-        <w:t>DaVinci</w:t>
-      </w:r>
-      <w:r>
-        <w:t>, where we will be introducing you to it</w:t>
-      </w:r>
-      <w:r>
-        <w:t>.</w:t>
-      </w:r>
-      <w:r>
-        <w:t xml:space="preserve"> We will be starting off with a number of simple Tips and Tricks that you can use while using this DaVinci, movie maker software.</w:t>
-      </w:r>
-      <w:r>
         <w:t xml:space="preserve"> </w:t>
+      </w:r>
+      <w:r>
+        <w:t>Discover the simple DaVinci Resolve setting that makes your artwork fit the theater viewport perfectly. No stretching, no guessing — just clean, predictable scaling.</w:t>
       </w:r>
       <w:r>
         <w:t>"/&gt;</w:t>
@@ -231,7 +253,13 @@
         <w:t>" content="</w:t>
       </w:r>
       <w:r>
-        <w:t>May 8, 2026</w:t>
+        <w:t xml:space="preserve">May </w:t>
+      </w:r>
+      <w:r>
+        <w:t>11</w:t>
+      </w:r>
+      <w:r>
+        <w:t>, 2026</w:t>
       </w:r>
       <w:r>
         <w:t>" /&gt;</w:t>
@@ -253,22 +281,10 @@
       </w:r>
       <w:proofErr w:type="spellEnd"/>
       <w:r>
-        <w:t>" content="</w:t>
-      </w:r>
-      <w:r>
-        <w:t xml:space="preserve"> </w:t>
-      </w:r>
-      <w:r>
-        <w:t>https://starsindust.github.io</w:t>
-      </w:r>
-      <w:r>
-        <w:t>/</w:t>
-      </w:r>
-      <w:r>
-        <w:t xml:space="preserve"> Enlightenment</w:t>
-      </w:r>
-      <w:r>
-        <w:t>/Articles/2026/3_DaVinci_Tips_and_Tricks/1_What_is_DaVinci/1_What_Is_DaVinci.html</w:t>
+        <w:t>" content</w:t>
+      </w:r>
+      <w:r>
+        <w:t>/Articles/2026/3_DaVinci_Tips_and_Tricks/3_Fixing_Image_Scaling_in_DaVinci_Resolve/3_Fixing_Image_Scaling_in_DaVinci.html</w:t>
       </w:r>
       <w:r>
         <w:t>"&gt;</w:t>
@@ -1364,7 +1380,6 @@
   <w:style w:type="character" w:default="1" w:styleId="DefaultParagraphFont">
     <w:name w:val="Default Paragraph Font"/>
     <w:uiPriority w:val="1"/>
-    <w:semiHidden/>
     <w:unhideWhenUsed/>
   </w:style>
   <w:style w:type="table" w:default="1" w:styleId="TableNormal">
